--- a/test/command/11944.docx
+++ b/test/command/11944.docx
@@ -90,6 +90,7 @@
           <w:lang w:val="en-US"/>
         </w:rPr>
       </w:pPr>
+      <w:bookmarkStart w:id="0" w:name="_Ref1"/>
       <w:r>
         <w:t xml:space="preserve">Figur </w:t>
       </w:r>
@@ -101,6 +102,7 @@
           <w:t>1</w:t>
         </w:r>
       </w:fldSimple>
+      <w:bookmarkEnd w:id="0"/>
       <w:r>
         <w:t xml:space="preserve"> Blue square.</w:t>
       </w:r>
